--- a/eng/docx/022.content.docx
+++ b/eng/docx/022.content.docx
@@ -280,18 +280,12 @@
         </w:rPr>
         <w:t xml:space="preserve"> </w:t>
       </w:r>
-      <w:hyperlink r:id="rId13">
-        <w:r>
-          <w:rPr>
-            <w:lang w:val="en_US" w:bidi="en_US"/>
-          </w:rPr>
-          <w:rPr>
-            <w:color w:val="0000EE"/>
-            <w:u w:val="single"/>
-          </w:rPr>
-          <w:t>Dn 2:42</w:t>
-        </w:r>
-      </w:hyperlink>
+      <w:r>
+        <w:rPr>
+          <w:lang w:val="en_US" w:bidi="en_US"/>
+        </w:rPr>
+        <w:t>Dn 2:42</w:t>
+      </w:r>
       <w:r>
         <w:rPr>
           <w:lang w:val="en_US" w:bidi="en_US"/>
@@ -563,54 +557,36 @@
         </w:rPr>
         <w:t xml:space="preserve">) of face </w:t>
       </w:r>
-      <w:hyperlink r:id="rId14">
-        <w:r>
-          <w:rPr>
-            <w:lang w:val="en_US" w:bidi="en_US"/>
-          </w:rPr>
-          <w:rPr>
-            <w:color w:val="0000EE"/>
-            <w:u w:val="single"/>
-          </w:rPr>
-          <w:t>Dn 4:33</w:t>
-        </w:r>
-      </w:hyperlink>
+      <w:r>
+        <w:rPr>
+          <w:lang w:val="en_US" w:bidi="en_US"/>
+        </w:rPr>
+        <w:t>Dn 4:33</w:t>
+      </w:r>
       <w:r>
         <w:rPr>
           <w:lang w:val="en_US" w:bidi="en_US"/>
         </w:rPr>
         <w:t xml:space="preserve"> b, of knowledge v:</w:t>
       </w:r>
-      <w:hyperlink r:id="rId15">
-        <w:r>
-          <w:rPr>
-            <w:lang w:val="en_US" w:bidi="en_US"/>
-          </w:rPr>
-          <w:rPr>
-            <w:color w:val="0000EE"/>
-            <w:u w:val="single"/>
-          </w:rPr>
-          <w:t>31</w:t>
-        </w:r>
-      </w:hyperlink>
+      <w:r>
+        <w:rPr>
+          <w:lang w:val="en_US" w:bidi="en_US"/>
+        </w:rPr>
+        <w:t>31</w:t>
+      </w:r>
       <w:r>
         <w:rPr>
           <w:lang w:val="en_US" w:bidi="en_US"/>
         </w:rPr>
         <w:t>, v:</w:t>
       </w:r>
-      <w:hyperlink r:id="rId14">
-        <w:r>
-          <w:rPr>
-            <w:lang w:val="en_US" w:bidi="en_US"/>
-          </w:rPr>
-          <w:rPr>
-            <w:color w:val="0000EE"/>
-            <w:u w:val="single"/>
-          </w:rPr>
-          <w:t>33</w:t>
-        </w:r>
-      </w:hyperlink>
+      <w:r>
+        <w:rPr>
+          <w:lang w:val="en_US" w:bidi="en_US"/>
+        </w:rPr>
+        <w:t>33</w:t>
+      </w:r>
       <w:r>
         <w:rPr>
           <w:lang w:val="en_US" w:bidi="en_US"/>
@@ -655,18 +631,12 @@
         </w:rPr>
         <w:t xml:space="preserve"> </w:t>
       </w:r>
-      <w:hyperlink r:id="rId16">
-        <w:r>
-          <w:rPr>
-            <w:lang w:val="en_US" w:bidi="en_US"/>
-          </w:rPr>
-          <w:rPr>
-            <w:color w:val="0000EE"/>
-            <w:u w:val="single"/>
-          </w:rPr>
-          <w:t>Dn 2:14</w:t>
-        </w:r>
-      </w:hyperlink>
+      <w:r>
+        <w:rPr>
+          <w:lang w:val="en_US" w:bidi="en_US"/>
+        </w:rPr>
+        <w:t>Dn 2:14</w:t>
+      </w:r>
       <w:r>
         <w:rPr>
           <w:lang w:val="en_US" w:bidi="en_US"/>
@@ -685,18 +655,12 @@
         </w:rPr>
         <w:t xml:space="preserve"> </w:t>
       </w:r>
-      <w:hyperlink r:id="rId17">
-        <w:r>
-          <w:rPr>
-            <w:lang w:val="en_US" w:bidi="en_US"/>
-          </w:rPr>
-          <w:rPr>
-            <w:color w:val="0000EE"/>
-            <w:u w:val="single"/>
-          </w:rPr>
-          <w:t>Ezr 5:11</w:t>
-        </w:r>
-      </w:hyperlink>
+      <w:r>
+        <w:rPr>
+          <w:lang w:val="en_US" w:bidi="en_US"/>
+        </w:rPr>
+        <w:t>Ezr 5:11</w:t>
+      </w:r>
       <w:r>
         <w:rPr>
           <w:lang w:val="en_US" w:bidi="en_US"/>
@@ -728,18 +692,12 @@
         </w:rPr>
         <w:t xml:space="preserve"> </w:t>
       </w:r>
-      <w:hyperlink r:id="rId18">
-        <w:r>
-          <w:rPr>
-            <w:lang w:val="en_US" w:bidi="en_US"/>
-          </w:rPr>
-          <w:rPr>
-            <w:color w:val="0000EE"/>
-            <w:u w:val="single"/>
-          </w:rPr>
-          <w:t>6:5</w:t>
-        </w:r>
-      </w:hyperlink>
+      <w:r>
+        <w:rPr>
+          <w:lang w:val="en_US" w:bidi="en_US"/>
+        </w:rPr>
+        <w:t>6:5</w:t>
+      </w:r>
       <w:r>
         <w:rPr>
           <w:lang w:val="en_US" w:bidi="en_US"/>
@@ -777,18 +735,12 @@
         </w:rPr>
         <w:t xml:space="preserve"> 33, 2) </w:t>
       </w:r>
-      <w:hyperlink r:id="rId19">
-        <w:r>
-          <w:rPr>
-            <w:lang w:val="en_US" w:bidi="en_US"/>
-          </w:rPr>
-          <w:rPr>
-            <w:color w:val="0000EE"/>
-            <w:u w:val="single"/>
-          </w:rPr>
-          <w:t>5:5</w:t>
-        </w:r>
-      </w:hyperlink>
+      <w:r>
+        <w:rPr>
+          <w:lang w:val="en_US" w:bidi="en_US"/>
+        </w:rPr>
+        <w:t>5:5</w:t>
+      </w:r>
       <w:r>
         <w:rPr>
           <w:lang w:val="en_US" w:bidi="en_US"/>
@@ -820,18 +772,12 @@
         </w:rPr>
         <w:t xml:space="preserve"> </w:t>
       </w:r>
-      <w:hyperlink r:id="rId20">
-        <w:r>
-          <w:rPr>
-            <w:lang w:val="en_US" w:bidi="en_US"/>
-          </w:rPr>
-          <w:rPr>
-            <w:color w:val="0000EE"/>
-            <w:u w:val="single"/>
-          </w:rPr>
-          <w:t>Dn 3:16</w:t>
-        </w:r>
-      </w:hyperlink>
+      <w:r>
+        <w:rPr>
+          <w:lang w:val="en_US" w:bidi="en_US"/>
+        </w:rPr>
+        <w:t>Dn 3:16</w:t>
+      </w:r>
       <w:r>
         <w:rPr>
           <w:lang w:val="en_US" w:bidi="en_US"/>
@@ -864,18 +810,12 @@
         </w:rPr>
         <w:t xml:space="preserve">, acc. rei </w:t>
       </w:r>
-      <w:hyperlink r:id="rId18">
-        <w:r>
-          <w:rPr>
-            <w:lang w:val="en_US" w:bidi="en_US"/>
-          </w:rPr>
-          <w:rPr>
-            <w:color w:val="0000EE"/>
-            <w:u w:val="single"/>
-          </w:rPr>
-          <w:t>Ezr 6:5</w:t>
-        </w:r>
-      </w:hyperlink>
+      <w:r>
+        <w:rPr>
+          <w:lang w:val="en_US" w:bidi="en_US"/>
+        </w:rPr>
+        <w:t>Ezr 6:5</w:t>
+      </w:r>
       <w:r>
         <w:rPr>
           <w:lang w:val="en_US" w:bidi="en_US"/>
@@ -920,54 +860,36 @@
         </w:rPr>
         <w:t xml:space="preserve"> </w:t>
       </w:r>
-      <w:hyperlink r:id="rId19">
-        <w:r>
-          <w:rPr>
-            <w:lang w:val="en_US" w:bidi="en_US"/>
-          </w:rPr>
-          <w:rPr>
-            <w:color w:val="0000EE"/>
-            <w:u w:val="single"/>
-          </w:rPr>
-          <w:t>5:5</w:t>
-        </w:r>
-      </w:hyperlink>
+      <w:r>
+        <w:rPr>
+          <w:lang w:val="en_US" w:bidi="en_US"/>
+        </w:rPr>
+        <w:t>5:5</w:t>
+      </w:r>
       <w:r>
         <w:rPr>
           <w:lang w:val="en_US" w:bidi="en_US"/>
         </w:rPr>
         <w:t xml:space="preserve">, </w:t>
       </w:r>
-      <w:hyperlink r:id="rId17">
-        <w:r>
-          <w:rPr>
-            <w:lang w:val="en_US" w:bidi="en_US"/>
-          </w:rPr>
-          <w:rPr>
-            <w:color w:val="0000EE"/>
-            <w:u w:val="single"/>
-          </w:rPr>
-          <w:t>5:11</w:t>
-        </w:r>
-      </w:hyperlink>
+      <w:r>
+        <w:rPr>
+          <w:lang w:val="en_US" w:bidi="en_US"/>
+        </w:rPr>
+        <w:t>5:11</w:t>
+      </w:r>
       <w:r>
         <w:rPr>
           <w:lang w:val="en_US" w:bidi="en_US"/>
         </w:rPr>
         <w:t xml:space="preserve">, </w:t>
       </w:r>
-      <w:hyperlink r:id="rId20">
-        <w:r>
-          <w:rPr>
-            <w:lang w:val="en_US" w:bidi="en_US"/>
-          </w:rPr>
-          <w:rPr>
-            <w:color w:val="0000EE"/>
-            <w:u w:val="single"/>
-          </w:rPr>
-          <w:t>Dn 3:16</w:t>
-        </w:r>
-      </w:hyperlink>
+      <w:r>
+        <w:rPr>
+          <w:lang w:val="en_US" w:bidi="en_US"/>
+        </w:rPr>
+        <w:t>Dn 3:16</w:t>
+      </w:r>
       <w:r>
         <w:rPr>
           <w:lang w:val="en_US" w:bidi="en_US"/>
@@ -998,18 +920,12 @@
         </w:rPr>
         <w:t xml:space="preserve">: </w:t>
       </w:r>
-      <w:hyperlink r:id="rId16">
-        <w:r>
-          <w:rPr>
-            <w:lang w:val="en_US" w:bidi="en_US"/>
-          </w:rPr>
-          <w:rPr>
-            <w:color w:val="0000EE"/>
-            <w:u w:val="single"/>
-          </w:rPr>
-          <w:t>2:14</w:t>
-        </w:r>
-      </w:hyperlink>
+      <w:r>
+        <w:rPr>
+          <w:lang w:val="en_US" w:bidi="en_US"/>
+        </w:rPr>
+        <w:t>2:14</w:t>
+      </w:r>
       <w:r>
         <w:rPr>
           <w:lang w:val="en_US" w:bidi="en_US"/>
@@ -1177,18 +1093,12 @@
         </w:rPr>
         <w:t xml:space="preserve">: </w:t>
       </w:r>
-      <w:hyperlink r:id="rId21">
-        <w:r>
-          <w:rPr>
-            <w:lang w:val="en_US" w:bidi="en_US"/>
-          </w:rPr>
-          <w:rPr>
-            <w:color w:val="0000EE"/>
-            <w:u w:val="single"/>
-          </w:rPr>
-          <w:t>Dn 3:24</w:t>
-        </w:r>
-      </w:hyperlink>
+      <w:r>
+        <w:rPr>
+          <w:lang w:val="en_US" w:bidi="en_US"/>
+        </w:rPr>
+        <w:t>Dn 3:24</w:t>
+      </w:r>
       <w:r>
         <w:rPr>
           <w:lang w:val="en_US" w:bidi="en_US"/>
@@ -1306,108 +1216,72 @@
         </w:rPr>
         <w:t xml:space="preserve">, for sacrifice </w:t>
       </w:r>
-      <w:hyperlink r:id="rId22">
-        <w:r>
-          <w:rPr>
-            <w:lang w:val="en_US" w:bidi="en_US"/>
-          </w:rPr>
-          <w:rPr>
-            <w:color w:val="0000EE"/>
-            <w:u w:val="single"/>
-          </w:rPr>
-          <w:t>Ezr 6:9</w:t>
-        </w:r>
-      </w:hyperlink>
+      <w:r>
+        <w:rPr>
+          <w:lang w:val="en_US" w:bidi="en_US"/>
+        </w:rPr>
+        <w:t>Ezr 6:9</w:t>
+      </w:r>
       <w:r>
         <w:rPr>
           <w:lang w:val="en_US" w:bidi="en_US"/>
         </w:rPr>
         <w:t xml:space="preserve">, </w:t>
       </w:r>
-      <w:hyperlink r:id="rId23">
-        <w:r>
-          <w:rPr>
-            <w:lang w:val="en_US" w:bidi="en_US"/>
-          </w:rPr>
-          <w:rPr>
-            <w:color w:val="0000EE"/>
-            <w:u w:val="single"/>
-          </w:rPr>
-          <w:t>6:17</w:t>
-        </w:r>
-      </w:hyperlink>
+      <w:r>
+        <w:rPr>
+          <w:lang w:val="en_US" w:bidi="en_US"/>
+        </w:rPr>
+        <w:t>6:17</w:t>
+      </w:r>
       <w:r>
         <w:rPr>
           <w:lang w:val="en_US" w:bidi="en_US"/>
         </w:rPr>
         <w:t xml:space="preserve">; as eating grass </w:t>
       </w:r>
-      <w:hyperlink r:id="rId24">
-        <w:r>
-          <w:rPr>
-            <w:lang w:val="en_US" w:bidi="en_US"/>
-          </w:rPr>
-          <w:rPr>
-            <w:color w:val="0000EE"/>
-            <w:u w:val="single"/>
-          </w:rPr>
-          <w:t>Dn 4:22</w:t>
-        </w:r>
-      </w:hyperlink>
+      <w:r>
+        <w:rPr>
+          <w:lang w:val="en_US" w:bidi="en_US"/>
+        </w:rPr>
+        <w:t>Dn 4:22</w:t>
+      </w:r>
       <w:r>
         <w:rPr>
           <w:lang w:val="en_US" w:bidi="en_US"/>
         </w:rPr>
         <w:t xml:space="preserve">, </w:t>
       </w:r>
-      <w:hyperlink r:id="rId25">
-        <w:r>
-          <w:rPr>
-            <w:lang w:val="en_US" w:bidi="en_US"/>
-          </w:rPr>
-          <w:rPr>
-            <w:color w:val="0000EE"/>
-            <w:u w:val="single"/>
-          </w:rPr>
-          <w:t>4:29</w:t>
-        </w:r>
-      </w:hyperlink>
+      <w:r>
+        <w:rPr>
+          <w:lang w:val="en_US" w:bidi="en_US"/>
+        </w:rPr>
+        <w:t>4:29</w:t>
+      </w:r>
       <w:r>
         <w:rPr>
           <w:lang w:val="en_US" w:bidi="en_US"/>
         </w:rPr>
         <w:t xml:space="preserve">, </w:t>
       </w:r>
-      <w:hyperlink r:id="rId26">
-        <w:r>
-          <w:rPr>
-            <w:lang w:val="en_US" w:bidi="en_US"/>
-          </w:rPr>
-          <w:rPr>
-            <w:color w:val="0000EE"/>
-            <w:u w:val="single"/>
-          </w:rPr>
-          <w:t>4:30</w:t>
-        </w:r>
-      </w:hyperlink>
+      <w:r>
+        <w:rPr>
+          <w:lang w:val="en_US" w:bidi="en_US"/>
+        </w:rPr>
+        <w:t>4:30</w:t>
+      </w:r>
       <w:r>
         <w:rPr>
           <w:lang w:val="en_US" w:bidi="en_US"/>
         </w:rPr>
         <w:t xml:space="preserve">, </w:t>
       </w:r>
-      <w:hyperlink r:id="rId27">
-        <w:r>
-          <w:rPr>
-            <w:lang w:val="en_US" w:bidi="en_US"/>
-          </w:rPr>
-          <w:rPr>
-            <w:color w:val="0000EE"/>
-            <w:u w:val="single"/>
-          </w:rPr>
-          <w:t>5:21</w:t>
-        </w:r>
-      </w:hyperlink>
+      <w:r>
+        <w:rPr>
+          <w:lang w:val="en_US" w:bidi="en_US"/>
+        </w:rPr>
+        <w:t>5:21</w:t>
+      </w:r>
       <w:r>
         <w:rPr>
           <w:lang w:val="en_US" w:bidi="en_US"/>
@@ -1568,18 +1442,12 @@
         </w:rPr>
         <w:t>);—</w:t>
       </w:r>
-      <w:hyperlink r:id="rId28">
-        <w:r>
-          <w:rPr>
-            <w:lang w:val="en_US" w:bidi="en_US"/>
-          </w:rPr>
-          <w:rPr>
-            <w:color w:val="0000EE"/>
-            <w:u w:val="single"/>
-          </w:rPr>
-          <w:t>Dn 7:27</w:t>
-        </w:r>
-      </w:hyperlink>
+      <w:r>
+        <w:rPr>
+          <w:lang w:val="en_US" w:bidi="en_US"/>
+        </w:rPr>
+        <w:t>Dn 7:27</w:t>
+      </w:r>
       <w:r>
         <w:rPr>
           <w:lang w:val="en_US" w:bidi="en_US"/>
@@ -1635,18 +1503,12 @@
         </w:rPr>
         <w:t xml:space="preserve"> sf. (as BH Syr. Targum) </w:t>
       </w:r>
-      <w:hyperlink r:id="rId29">
-        <w:r>
-          <w:rPr>
-            <w:lang w:val="en_US" w:bidi="en_US"/>
-          </w:rPr>
-          <w:rPr>
-            <w:color w:val="0000EE"/>
-            <w:u w:val="single"/>
-          </w:rPr>
-          <w:t>4:9</w:t>
-        </w:r>
-      </w:hyperlink>
+      <w:r>
+        <w:rPr>
+          <w:lang w:val="en_US" w:bidi="en_US"/>
+        </w:rPr>
+        <w:t>4:9</w:t>
+      </w:r>
       <w:r>
         <w:rPr>
           <w:lang w:val="en_US" w:bidi="en_US"/>
@@ -1678,18 +1540,12 @@
         </w:rPr>
         <w:t xml:space="preserve"> </w:t>
       </w:r>
-      <w:hyperlink r:id="rId30">
-        <w:r>
-          <w:rPr>
-            <w:lang w:val="en_US" w:bidi="en_US"/>
-          </w:rPr>
-          <w:rPr>
-            <w:color w:val="0000EE"/>
-            <w:u w:val="single"/>
-          </w:rPr>
-          <w:t>Lv 15:10</w:t>
-        </w:r>
-      </w:hyperlink>
+      <w:r>
+        <w:rPr>
+          <w:lang w:val="en_US" w:bidi="en_US"/>
+        </w:rPr>
+        <w:t>Lv 15:10</w:t>
+      </w:r>
       <w:r>
         <w:rPr>
           <w:lang w:val="en_US" w:bidi="en_US"/>
@@ -1708,18 +1564,12 @@
         </w:rPr>
         <w:t>:§ 47, 2), v:</w:t>
       </w:r>
-      <w:hyperlink r:id="rId31">
-        <w:r>
-          <w:rPr>
-            <w:lang w:val="en_US" w:bidi="en_US"/>
-          </w:rPr>
-          <w:rPr>
-            <w:color w:val="0000EE"/>
-            <w:u w:val="single"/>
-          </w:rPr>
-          <w:t>18</w:t>
-        </w:r>
-      </w:hyperlink>
+      <w:r>
+        <w:rPr>
+          <w:lang w:val="en_US" w:bidi="en_US"/>
+        </w:rPr>
+        <w:t>18</w:t>
+      </w:r>
       <w:r>
         <w:rPr>
           <w:lang w:val="en_US" w:bidi="en_US"/>
@@ -1738,18 +1588,12 @@
         </w:rPr>
         <w:t xml:space="preserve">, </w:t>
       </w:r>
-      <w:hyperlink r:id="rId32">
-        <w:r>
-          <w:rPr>
-            <w:lang w:val="en_US" w:bidi="en_US"/>
-          </w:rPr>
-          <w:rPr>
-            <w:color w:val="0000EE"/>
-            <w:u w:val="single"/>
-          </w:rPr>
-          <w:t>Je 10:11</w:t>
-        </w:r>
-      </w:hyperlink>
+      <w:r>
+        <w:rPr>
+          <w:lang w:val="en_US" w:bidi="en_US"/>
+        </w:rPr>
+        <w:t>Je 10:11</w:t>
+      </w:r>
       <w:r>
         <w:rPr>
           <w:lang w:val="en_US" w:bidi="en_US"/>
@@ -1781,18 +1625,12 @@
         </w:rPr>
         <w:t xml:space="preserve">); sf. </w:t>
       </w:r>
-      <w:hyperlink r:id="rId33">
-        <w:r>
-          <w:rPr>
-            <w:lang w:val="en_US" w:bidi="en_US"/>
-          </w:rPr>
-          <w:rPr>
-            <w:color w:val="0000EE"/>
-            <w:u w:val="single"/>
-          </w:rPr>
-          <w:t>Dn 4:11</w:t>
-        </w:r>
-      </w:hyperlink>
+      <w:r>
+        <w:rPr>
+          <w:lang w:val="en_US" w:bidi="en_US"/>
+        </w:rPr>
+        <w:t>Dn 4:11</w:t>
+      </w:r>
       <w:r>
         <w:rPr>
           <w:lang w:val="en_US" w:bidi="en_US"/>
@@ -1922,18 +1760,12 @@
         </w:rPr>
         <w:t xml:space="preserve">: </w:t>
       </w:r>
-      <w:hyperlink r:id="rId34">
-        <w:r>
-          <w:rPr>
-            <w:lang w:val="en_US" w:bidi="en_US"/>
-          </w:rPr>
-          <w:rPr>
-            <w:color w:val="0000EE"/>
-            <w:u w:val="single"/>
-          </w:rPr>
-          <w:t>Dn 7:9</w:t>
-        </w:r>
-      </w:hyperlink>
+      <w:r>
+        <w:rPr>
+          <w:lang w:val="en_US" w:bidi="en_US"/>
+        </w:rPr>
+        <w:t>Dn 7:9</w:t>
+      </w:r>
       <w:r>
         <w:rPr>
           <w:lang w:val="en_US" w:bidi="en_US"/>
@@ -2154,54 +1986,36 @@
         </w:rPr>
         <w:t xml:space="preserve"> </w:t>
       </w:r>
-      <w:hyperlink r:id="rId35">
-        <w:r>
-          <w:rPr>
-            <w:lang w:val="en_US" w:bidi="en_US"/>
-          </w:rPr>
-          <w:rPr>
-            <w:color w:val="0000EE"/>
-            <w:u w:val="single"/>
-          </w:rPr>
-          <w:t>Dn 7:5</w:t>
-        </w:r>
-      </w:hyperlink>
+      <w:r>
+        <w:rPr>
+          <w:lang w:val="en_US" w:bidi="en_US"/>
+        </w:rPr>
+        <w:t>Dn 7:5</w:t>
+      </w:r>
       <w:r>
         <w:rPr>
           <w:lang w:val="en_US" w:bidi="en_US"/>
         </w:rPr>
         <w:t>; n.f. om. v:</w:t>
       </w:r>
-      <w:hyperlink r:id="rId36">
-        <w:r>
-          <w:rPr>
-            <w:lang w:val="en_US" w:bidi="en_US"/>
-          </w:rPr>
-          <w:rPr>
-            <w:color w:val="0000EE"/>
-            <w:u w:val="single"/>
-          </w:rPr>
-          <w:t>8</w:t>
-        </w:r>
-      </w:hyperlink>
+      <w:r>
+        <w:rPr>
+          <w:lang w:val="en_US" w:bidi="en_US"/>
+        </w:rPr>
+        <w:t>8</w:t>
+      </w:r>
       <w:r>
         <w:rPr>
           <w:lang w:val="en_US" w:bidi="en_US"/>
         </w:rPr>
         <w:t>, v:</w:t>
       </w:r>
-      <w:hyperlink r:id="rId37">
-        <w:r>
-          <w:rPr>
-            <w:lang w:val="en_US" w:bidi="en_US"/>
-          </w:rPr>
-          <w:rPr>
-            <w:color w:val="0000EE"/>
-            <w:u w:val="single"/>
-          </w:rPr>
-          <w:t>20</w:t>
-        </w:r>
-      </w:hyperlink>
+      <w:r>
+        <w:rPr>
+          <w:lang w:val="en_US" w:bidi="en_US"/>
+        </w:rPr>
+        <w:t>20</w:t>
+      </w:r>
       <w:r>
         <w:rPr>
           <w:lang w:val="en_US" w:bidi="en_US"/>
@@ -2258,90 +2072,60 @@
         </w:rPr>
         <w:t xml:space="preserve"> </w:t>
       </w:r>
-      <w:hyperlink r:id="rId38">
-        <w:r>
-          <w:rPr>
-            <w:lang w:val="en_US" w:bidi="en_US"/>
-          </w:rPr>
-          <w:rPr>
-            <w:color w:val="0000EE"/>
-            <w:u w:val="single"/>
-          </w:rPr>
-          <w:t>7:24</w:t>
-        </w:r>
-      </w:hyperlink>
+      <w:r>
+        <w:rPr>
+          <w:lang w:val="en_US" w:bidi="en_US"/>
+        </w:rPr>
+        <w:t>7:24</w:t>
+      </w:r>
       <w:r>
         <w:rPr>
           <w:lang w:val="en_US" w:bidi="en_US"/>
         </w:rPr>
         <w:t xml:space="preserve">; after, </w:t>
       </w:r>
-      <w:hyperlink r:id="rId21">
-        <w:r>
-          <w:rPr>
-            <w:lang w:val="en_US" w:bidi="en_US"/>
-          </w:rPr>
-          <w:rPr>
-            <w:color w:val="0000EE"/>
-            <w:u w:val="single"/>
-          </w:rPr>
-          <w:t>3:24</w:t>
-        </w:r>
-      </w:hyperlink>
+      <w:r>
+        <w:rPr>
+          <w:lang w:val="en_US" w:bidi="en_US"/>
+        </w:rPr>
+        <w:t>3:24</w:t>
+      </w:r>
       <w:r>
         <w:rPr>
           <w:lang w:val="en_US" w:bidi="en_US"/>
         </w:rPr>
         <w:t xml:space="preserve">; </w:t>
       </w:r>
-      <w:hyperlink r:id="rId39">
-        <w:r>
-          <w:rPr>
-            <w:lang w:val="en_US" w:bidi="en_US"/>
-          </w:rPr>
-          <w:rPr>
-            <w:color w:val="0000EE"/>
-            <w:u w:val="single"/>
-          </w:rPr>
-          <w:t>6:3</w:t>
-        </w:r>
-      </w:hyperlink>
+      <w:r>
+        <w:rPr>
+          <w:lang w:val="en_US" w:bidi="en_US"/>
+        </w:rPr>
+        <w:t>6:3</w:t>
+      </w:r>
       <w:r>
         <w:rPr>
           <w:lang w:val="en_US" w:bidi="en_US"/>
         </w:rPr>
         <w:t xml:space="preserve">, </w:t>
       </w:r>
-      <w:hyperlink r:id="rId40">
-        <w:r>
-          <w:rPr>
-            <w:lang w:val="en_US" w:bidi="en_US"/>
-          </w:rPr>
-          <w:rPr>
-            <w:color w:val="0000EE"/>
-            <w:u w:val="single"/>
-          </w:rPr>
-          <w:t>6:11</w:t>
-        </w:r>
-      </w:hyperlink>
+      <w:r>
+        <w:rPr>
+          <w:lang w:val="en_US" w:bidi="en_US"/>
+        </w:rPr>
+        <w:t>6:11</w:t>
+      </w:r>
       <w:r>
         <w:rPr>
           <w:lang w:val="en_US" w:bidi="en_US"/>
         </w:rPr>
         <w:t xml:space="preserve">, </w:t>
       </w:r>
-      <w:hyperlink r:id="rId41">
-        <w:r>
-          <w:rPr>
-            <w:lang w:val="en_US" w:bidi="en_US"/>
-          </w:rPr>
-          <w:rPr>
-            <w:color w:val="0000EE"/>
-            <w:u w:val="single"/>
-          </w:rPr>
-          <w:t>6:14</w:t>
-        </w:r>
-      </w:hyperlink>
+      <w:r>
+        <w:rPr>
+          <w:lang w:val="en_US" w:bidi="en_US"/>
+        </w:rPr>
+        <w:t>6:14</w:t>
+      </w:r>
       <w:r>
         <w:rPr>
           <w:lang w:val="en_US" w:bidi="en_US"/>
@@ -2360,18 +2144,12 @@
         </w:rPr>
         <w:t xml:space="preserve"> </w:t>
       </w:r>
-      <w:hyperlink r:id="rId42">
-        <w:r>
-          <w:rPr>
-            <w:lang w:val="en_US" w:bidi="en_US"/>
-          </w:rPr>
-          <w:rPr>
-            <w:color w:val="0000EE"/>
-            <w:u w:val="single"/>
-          </w:rPr>
-          <w:t>Ezr 6:4</w:t>
-        </w:r>
-      </w:hyperlink>
+      <w:r>
+        <w:rPr>
+          <w:lang w:val="en_US" w:bidi="en_US"/>
+        </w:rPr>
+        <w:t>Ezr 6:4</w:t>
+      </w:r>
       <w:r>
         <w:rPr>
           <w:lang w:val="en_US" w:bidi="en_US"/>
@@ -2390,18 +2168,12 @@
         </w:rPr>
         <w:t xml:space="preserve"> </w:t>
       </w:r>
-      <w:hyperlink r:id="rId43">
-        <w:r>
-          <w:rPr>
-            <w:lang w:val="en_US" w:bidi="en_US"/>
-          </w:rPr>
-          <w:rPr>
-            <w:color w:val="0000EE"/>
-            <w:u w:val="single"/>
-          </w:rPr>
-          <w:t>6:15</w:t>
-        </w:r>
-      </w:hyperlink>
+      <w:r>
+        <w:rPr>
+          <w:lang w:val="en_US" w:bidi="en_US"/>
+        </w:rPr>
+        <w:t>6:15</w:t>
+      </w:r>
       <w:r>
         <w:rPr>
           <w:lang w:val="en_US" w:bidi="en_US"/>
@@ -2452,18 +2224,12 @@
         </w:rPr>
         <w:t xml:space="preserve"> 65, Anm,1) </w:t>
       </w:r>
-      <w:hyperlink r:id="rId44">
-        <w:r>
-          <w:rPr>
-            <w:lang w:val="en_US" w:bidi="en_US"/>
-          </w:rPr>
-          <w:rPr>
-            <w:color w:val="0000EE"/>
-            <w:u w:val="single"/>
-          </w:rPr>
-          <w:t>Dn 3:23</w:t>
-        </w:r>
-      </w:hyperlink>
+      <w:r>
+        <w:rPr>
+          <w:lang w:val="en_US" w:bidi="en_US"/>
+        </w:rPr>
+        <w:t>Dn 3:23</w:t>
+      </w:r>
       <w:r>
         <w:rPr>
           <w:lang w:val="en_US" w:bidi="en_US"/>
@@ -2756,18 +2522,12 @@
         </w:rPr>
         <w:t>:</w:t>
       </w:r>
-      <w:hyperlink r:id="rId45">
-        <w:r>
-          <w:rPr>
-            <w:lang w:val="en_US" w:bidi="en_US"/>
-          </w:rPr>
-          <w:rPr>
-            <w:color w:val="0000EE"/>
-            <w:u w:val="single"/>
-          </w:rPr>
-          <w:t>Dn 5:7</w:t>
-        </w:r>
-      </w:hyperlink>
+      <w:r>
+        <w:rPr>
+          <w:lang w:val="en_US" w:bidi="en_US"/>
+        </w:rPr>
+        <w:t>Dn 5:7</w:t>
+      </w:r>
       <w:r>
         <w:rPr>
           <w:lang w:val="en_US" w:bidi="en_US"/>
@@ -2799,36 +2559,24 @@
         </w:rPr>
         <w:t xml:space="preserve"> </w:t>
       </w:r>
-      <w:hyperlink r:id="rId46">
-        <w:r>
-          <w:rPr>
-            <w:lang w:val="en_US" w:bidi="en_US"/>
-          </w:rPr>
-          <w:rPr>
-            <w:color w:val="0000EE"/>
-            <w:u w:val="single"/>
-          </w:rPr>
-          <w:t>Dn 5:16</w:t>
-        </w:r>
-      </w:hyperlink>
+      <w:r>
+        <w:rPr>
+          <w:lang w:val="en_US" w:bidi="en_US"/>
+        </w:rPr>
+        <w:t>Dn 5:16</w:t>
+      </w:r>
       <w:r>
         <w:rPr>
           <w:lang w:val="en_US" w:bidi="en_US"/>
         </w:rPr>
         <w:t xml:space="preserve">, </w:t>
       </w:r>
-      <w:hyperlink r:id="rId47">
-        <w:r>
-          <w:rPr>
-            <w:lang w:val="en_US" w:bidi="en_US"/>
-          </w:rPr>
-          <w:rPr>
-            <w:color w:val="0000EE"/>
-            <w:u w:val="single"/>
-          </w:rPr>
-          <w:t>5:29</w:t>
-        </w:r>
-      </w:hyperlink>
+      <w:r>
+        <w:rPr>
+          <w:lang w:val="en_US" w:bidi="en_US"/>
+        </w:rPr>
+        <w:t>5:29</w:t>
+      </w:r>
       <w:r>
         <w:rPr>
           <w:lang w:val="en_US" w:bidi="en_US"/>
@@ -3005,18 +2753,12 @@
         </w:rPr>
         <w:t xml:space="preserve"> 65, 1, Anm.3), </w:t>
       </w:r>
-      <w:hyperlink r:id="rId45">
-        <w:r>
-          <w:rPr>
-            <w:lang w:val="en_US" w:bidi="en_US"/>
-          </w:rPr>
-          <w:rPr>
-            <w:color w:val="0000EE"/>
-            <w:u w:val="single"/>
-          </w:rPr>
-          <w:t>Dn 5:7</w:t>
-        </w:r>
-      </w:hyperlink>
+      <w:r>
+        <w:rPr>
+          <w:lang w:val="en_US" w:bidi="en_US"/>
+        </w:rPr>
+        <w:t>Dn 5:7</w:t>
+      </w:r>
       <w:r>
         <w:rPr>
           <w:lang w:val="en_US" w:bidi="en_US"/>
@@ -3177,18 +2919,12 @@
         </w:rPr>
         <w:t xml:space="preserve"> 11, 1 b)) </w:t>
       </w:r>
-      <w:hyperlink r:id="rId48">
-        <w:r>
-          <w:rPr>
-            <w:lang w:val="en_US" w:bidi="en_US"/>
-          </w:rPr>
-          <w:rPr>
-            <w:color w:val="0000EE"/>
-            <w:u w:val="single"/>
-          </w:rPr>
-          <w:t>Dn 2:39</w:t>
-        </w:r>
-      </w:hyperlink>
+      <w:r>
+        <w:rPr>
+          <w:lang w:val="en_US" w:bidi="en_US"/>
+        </w:rPr>
+        <w:t>Dn 2:39</w:t>
+      </w:r>
       <w:r>
         <w:rPr>
           <w:lang w:val="en_US" w:bidi="en_US"/>
@@ -3283,36 +3019,24 @@
         </w:rPr>
         <w:t xml:space="preserve">: </w:t>
       </w:r>
-      <w:hyperlink r:id="rId49">
-        <w:r>
-          <w:rPr>
-            <w:lang w:val="en_US" w:bidi="en_US"/>
-          </w:rPr>
-          <w:rPr>
-            <w:color w:val="0000EE"/>
-            <w:u w:val="single"/>
-          </w:rPr>
-          <w:t>Dn 6:8</w:t>
-        </w:r>
-      </w:hyperlink>
+      <w:r>
+        <w:rPr>
+          <w:lang w:val="en_US" w:bidi="en_US"/>
+        </w:rPr>
+        <w:t>Dn 6:8</w:t>
+      </w:r>
       <w:r>
         <w:rPr>
           <w:lang w:val="en_US" w:bidi="en_US"/>
         </w:rPr>
         <w:t xml:space="preserve">, </w:t>
       </w:r>
-      <w:hyperlink r:id="rId50">
-        <w:r>
-          <w:rPr>
-            <w:lang w:val="en_US" w:bidi="en_US"/>
-          </w:rPr>
-          <w:rPr>
-            <w:color w:val="0000EE"/>
-            <w:u w:val="single"/>
-          </w:rPr>
-          <w:t>6:13</w:t>
-        </w:r>
-      </w:hyperlink>
+      <w:r>
+        <w:rPr>
+          <w:lang w:val="en_US" w:bidi="en_US"/>
+        </w:rPr>
+        <w:t>6:13</w:t>
+      </w:r>
       <w:r>
         <w:rPr>
           <w:lang w:val="en_US" w:bidi="en_US"/>
@@ -3545,54 +3269,36 @@
         </w:rPr>
         <w:t>);—</w:t>
       </w:r>
-      <w:hyperlink r:id="rId51">
-        <w:r>
-          <w:rPr>
-            <w:lang w:val="en_US" w:bidi="en_US"/>
-          </w:rPr>
-          <w:rPr>
-            <w:color w:val="0000EE"/>
-            <w:u w:val="single"/>
-          </w:rPr>
-          <w:t>Ezr 5:17</w:t>
-        </w:r>
-      </w:hyperlink>
+      <w:r>
+        <w:rPr>
+          <w:lang w:val="en_US" w:bidi="en_US"/>
+        </w:rPr>
+        <w:t>Ezr 5:17</w:t>
+      </w:r>
       <w:r>
         <w:rPr>
           <w:lang w:val="en_US" w:bidi="en_US"/>
         </w:rPr>
         <w:t xml:space="preserve">, </w:t>
       </w:r>
-      <w:hyperlink r:id="rId52">
-        <w:r>
-          <w:rPr>
-            <w:lang w:val="en_US" w:bidi="en_US"/>
-          </w:rPr>
-          <w:rPr>
-            <w:color w:val="0000EE"/>
-            <w:u w:val="single"/>
-          </w:rPr>
-          <w:t>6:1</w:t>
-        </w:r>
-      </w:hyperlink>
+      <w:r>
+        <w:rPr>
+          <w:lang w:val="en_US" w:bidi="en_US"/>
+        </w:rPr>
+        <w:t>6:1</w:t>
+      </w:r>
       <w:r>
         <w:rPr>
           <w:lang w:val="en_US" w:bidi="en_US"/>
         </w:rPr>
         <w:t xml:space="preserve">, </w:t>
       </w:r>
-      <w:hyperlink r:id="rId53">
-        <w:r>
-          <w:rPr>
-            <w:lang w:val="en_US" w:bidi="en_US"/>
-          </w:rPr>
-          <w:rPr>
-            <w:color w:val="0000EE"/>
-            <w:u w:val="single"/>
-          </w:rPr>
-          <w:t>6:12</w:t>
-        </w:r>
-      </w:hyperlink>
+      <w:r>
+        <w:rPr>
+          <w:lang w:val="en_US" w:bidi="en_US"/>
+        </w:rPr>
+        <w:t>6:12</w:t>
+      </w:r>
       <w:r>
         <w:rPr>
           <w:lang w:val="en_US" w:bidi="en_US"/>
@@ -3624,18 +3330,12 @@
         </w:rPr>
         <w:t xml:space="preserve"> </w:t>
       </w:r>
-      <w:hyperlink r:id="rId54">
-        <w:r>
-          <w:rPr>
-            <w:lang w:val="en_US" w:bidi="en_US"/>
-          </w:rPr>
-          <w:rPr>
-            <w:color w:val="0000EE"/>
-            <w:u w:val="single"/>
-          </w:rPr>
-          <w:t>6:6</w:t>
-        </w:r>
-      </w:hyperlink>
+      <w:r>
+        <w:rPr>
+          <w:lang w:val="en_US" w:bidi="en_US"/>
+        </w:rPr>
+        <w:t>6:6</w:t>
+      </w:r>
       <w:r>
         <w:rPr>
           <w:lang w:val="en_US" w:bidi="en_US"/>
@@ -3741,18 +3441,12 @@
         </w:rPr>
         <w:t xml:space="preserve"> </w:t>
       </w:r>
-      <w:hyperlink r:id="rId55">
-        <w:r>
-          <w:rPr>
-            <w:lang w:val="en_US" w:bidi="en_US"/>
-          </w:rPr>
-          <w:rPr>
-            <w:color w:val="0000EE"/>
-            <w:u w:val="single"/>
-          </w:rPr>
-          <w:t>Dn 6:28</w:t>
-        </w:r>
-      </w:hyperlink>
+      <w:r>
+        <w:rPr>
+          <w:lang w:val="en_US" w:bidi="en_US"/>
+        </w:rPr>
+        <w:t>Dn 6:28</w:t>
+      </w:r>
       <w:r>
         <w:rPr>
           <w:lang w:val="en_US" w:bidi="en_US"/>
@@ -4016,18 +3710,12 @@
         </w:rPr>
         <w:t xml:space="preserve"> 66, 1) </w:t>
       </w:r>
-      <w:hyperlink r:id="rId35">
-        <w:r>
-          <w:rPr>
-            <w:lang w:val="en_US" w:bidi="en_US"/>
-          </w:rPr>
-          <w:rPr>
-            <w:color w:val="0000EE"/>
-            <w:u w:val="single"/>
-          </w:rPr>
-          <w:t>Dn 7:5</w:t>
-        </w:r>
-      </w:hyperlink>
+      <w:r>
+        <w:rPr>
+          <w:lang w:val="en_US" w:bidi="en_US"/>
+        </w:rPr>
+        <w:t>Dn 7:5</w:t>
+      </w:r>
       <w:r>
         <w:rPr>
           <w:lang w:val="en_US" w:bidi="en_US"/>
@@ -4116,18 +3804,12 @@
         </w:rPr>
         <w:t xml:space="preserve"> the second time;—</w:t>
       </w:r>
-      <w:hyperlink r:id="rId56">
-        <w:r>
-          <w:rPr>
-            <w:lang w:val="en_US" w:bidi="en_US"/>
-          </w:rPr>
-          <w:rPr>
-            <w:color w:val="0000EE"/>
-            <w:u w:val="single"/>
-          </w:rPr>
-          <w:t>Dn 2:7</w:t>
-        </w:r>
-      </w:hyperlink>
+      <w:r>
+        <w:rPr>
+          <w:lang w:val="en_US" w:bidi="en_US"/>
+        </w:rPr>
+        <w:t>Dn 2:7</w:t>
+      </w:r>
       <w:r>
         <w:rPr>
           <w:lang w:val="en_US" w:bidi="en_US"/>
@@ -4417,36 +4099,24 @@
         </w:rPr>
         <w:t xml:space="preserve"> </w:t>
       </w:r>
-      <w:hyperlink r:id="rId57">
-        <w:r>
-          <w:rPr>
-            <w:lang w:val="en_US" w:bidi="en_US"/>
-          </w:rPr>
-          <w:rPr>
-            <w:color w:val="0000EE"/>
-            <w:u w:val="single"/>
-          </w:rPr>
-          <w:t>Dn 4:26</w:t>
-        </w:r>
-      </w:hyperlink>
+      <w:r>
+        <w:rPr>
+          <w:lang w:val="en_US" w:bidi="en_US"/>
+        </w:rPr>
+        <w:t>Dn 4:26</w:t>
+      </w:r>
       <w:r>
         <w:rPr>
           <w:lang w:val="en_US" w:bidi="en_US"/>
         </w:rPr>
         <w:t xml:space="preserve">, </w:t>
       </w:r>
-      <w:hyperlink r:id="rId23">
-        <w:r>
-          <w:rPr>
-            <w:lang w:val="en_US" w:bidi="en_US"/>
-          </w:rPr>
-          <w:rPr>
-            <w:color w:val="0000EE"/>
-            <w:u w:val="single"/>
-          </w:rPr>
-          <w:t>Ezr 6:17</w:t>
-        </w:r>
-      </w:hyperlink>
+      <w:r>
+        <w:rPr>
+          <w:lang w:val="en_US" w:bidi="en_US"/>
+        </w:rPr>
+        <w:t>Ezr 6:17</w:t>
+      </w:r>
       <w:r>
         <w:rPr>
           <w:lang w:val="en_US" w:bidi="en_US"/>
@@ -4503,18 +4173,12 @@
         </w:rPr>
         <w:t xml:space="preserve">: </w:t>
       </w:r>
-      <w:hyperlink r:id="rId58">
-        <w:r>
-          <w:rPr>
-            <w:lang w:val="en_US" w:bidi="en_US"/>
-          </w:rPr>
-          <w:rPr>
-            <w:color w:val="0000EE"/>
-            <w:u w:val="single"/>
-          </w:rPr>
-          <w:t>Dn 6:1</w:t>
-        </w:r>
-      </w:hyperlink>
+      <w:r>
+        <w:rPr>
+          <w:lang w:val="en_US" w:bidi="en_US"/>
+        </w:rPr>
+        <w:t>Dn 6:1</w:t>
+      </w:r>
       <w:r>
         <w:rPr>
           <w:lang w:val="en_US" w:bidi="en_US"/>
@@ -4546,18 +4210,12 @@
         </w:rPr>
         <w:t xml:space="preserve"> </w:t>
       </w:r>
-      <w:hyperlink r:id="rId59">
-        <w:r>
-          <w:rPr>
-            <w:lang w:val="en_US" w:bidi="en_US"/>
-          </w:rPr>
-          <w:rPr>
-            <w:color w:val="0000EE"/>
-            <w:u w:val="single"/>
-          </w:rPr>
-          <w:t>4:24</w:t>
-        </w:r>
-      </w:hyperlink>
+      <w:r>
+        <w:rPr>
+          <w:lang w:val="en_US" w:bidi="en_US"/>
+        </w:rPr>
+        <w:t>4:24</w:t>
+      </w:r>
       <w:r>
         <w:rPr>
           <w:lang w:val="en_US" w:bidi="en_US"/>
@@ -4683,36 +4341,24 @@
         </w:rPr>
         <w:t xml:space="preserve"> name of the official </w:t>
       </w:r>
-      <w:hyperlink r:id="rId60">
-        <w:r>
-          <w:rPr>
-            <w:lang w:val="en_US" w:bidi="en_US"/>
-          </w:rPr>
-          <w:rPr>
-            <w:color w:val="0000EE"/>
-            <w:u w:val="single"/>
-          </w:rPr>
-          <w:t>Dn 3:2</w:t>
-        </w:r>
-      </w:hyperlink>
+      <w:r>
+        <w:rPr>
+          <w:lang w:val="en_US" w:bidi="en_US"/>
+        </w:rPr>
+        <w:t>Dn 3:2</w:t>
+      </w:r>
       <w:r>
         <w:rPr>
           <w:lang w:val="en_US" w:bidi="en_US"/>
         </w:rPr>
         <w:t xml:space="preserve">, </w:t>
       </w:r>
-      <w:hyperlink r:id="rId61">
-        <w:r>
-          <w:rPr>
-            <w:lang w:val="en_US" w:bidi="en_US"/>
-          </w:rPr>
-          <w:rPr>
-            <w:color w:val="0000EE"/>
-            <w:u w:val="single"/>
-          </w:rPr>
-          <w:t>3:3</w:t>
-        </w:r>
-      </w:hyperlink>
+      <w:r>
+        <w:rPr>
+          <w:lang w:val="en_US" w:bidi="en_US"/>
+        </w:rPr>
+        <w:t>3:3</w:t>
+      </w:r>
       <w:r>
         <w:rPr>
           <w:lang w:val="en_US" w:bidi="en_US"/>
@@ -5051,18 +4697,12 @@
         </w:rPr>
         <w:t xml:space="preserve"> 224) </w:t>
       </w:r>
-      <w:hyperlink r:id="rId62">
-        <w:r>
-          <w:rPr>
-            <w:lang w:val="en_US" w:bidi="en_US"/>
-          </w:rPr>
-          <w:rPr>
-            <w:color w:val="0000EE"/>
-            <w:u w:val="single"/>
-          </w:rPr>
-          <w:t>Dn 5:27</w:t>
-        </w:r>
-      </w:hyperlink>
+      <w:r>
+        <w:rPr>
+          <w:lang w:val="en_US" w:bidi="en_US"/>
+        </w:rPr>
+        <w:t>Dn 5:27</w:t>
+      </w:r>
       <w:r>
         <w:rPr>
           <w:lang w:val="en_US" w:bidi="en_US"/>
@@ -5193,36 +4833,24 @@
         </w:rPr>
         <w:t xml:space="preserve">: </w:t>
       </w:r>
-      <w:hyperlink r:id="rId63">
-        <w:r>
-          <w:rPr>
-            <w:lang w:val="en_US" w:bidi="en_US"/>
-          </w:rPr>
-          <w:rPr>
-            <w:color w:val="0000EE"/>
-            <w:u w:val="single"/>
-          </w:rPr>
-          <w:t>Dn 5:25</w:t>
-        </w:r>
-      </w:hyperlink>
+      <w:r>
+        <w:rPr>
+          <w:lang w:val="en_US" w:bidi="en_US"/>
+        </w:rPr>
+        <w:t>Dn 5:25</w:t>
+      </w:r>
       <w:r>
         <w:rPr>
           <w:lang w:val="en_US" w:bidi="en_US"/>
         </w:rPr>
         <w:t xml:space="preserve">, </w:t>
       </w:r>
-      <w:hyperlink r:id="rId62">
-        <w:r>
-          <w:rPr>
-            <w:lang w:val="en_US" w:bidi="en_US"/>
-          </w:rPr>
-          <w:rPr>
-            <w:color w:val="0000EE"/>
-            <w:u w:val="single"/>
-          </w:rPr>
-          <w:t>5:27</w:t>
-        </w:r>
-      </w:hyperlink>
+      <w:r>
+        <w:rPr>
+          <w:lang w:val="en_US" w:bidi="en_US"/>
+        </w:rPr>
+        <w:t>5:27</w:t>
+      </w:r>
       <w:r>
         <w:rPr>
           <w:lang w:val="en_US" w:bidi="en_US"/>
@@ -5389,18 +5017,12 @@
         </w:rPr>
         <w:t xml:space="preserve"> 225) </w:t>
       </w:r>
-      <w:hyperlink r:id="rId14">
-        <w:r>
-          <w:rPr>
-            <w:lang w:val="en_US" w:bidi="en_US"/>
-          </w:rPr>
-          <w:rPr>
-            <w:color w:val="0000EE"/>
-            <w:u w:val="single"/>
-          </w:rPr>
-          <w:t>Dn 4:33</w:t>
-        </w:r>
-      </w:hyperlink>
+      <w:r>
+        <w:rPr>
+          <w:lang w:val="en_US" w:bidi="en_US"/>
+        </w:rPr>
+        <w:t>Dn 4:33</w:t>
+      </w:r>
       <w:r>
         <w:rPr>
           <w:lang w:val="en_US" w:bidi="en_US"/>
@@ -5568,36 +5190,24 @@
         </w:rPr>
         <w:t xml:space="preserve">, of tree, </w:t>
       </w:r>
-      <w:hyperlink r:id="rId64">
-        <w:r>
-          <w:rPr>
-            <w:lang w:val="en_US" w:bidi="en_US"/>
-          </w:rPr>
-          <w:rPr>
-            <w:color w:val="0000EE"/>
-            <w:u w:val="single"/>
-          </w:rPr>
-          <w:t>Dn 4:8</w:t>
-        </w:r>
-      </w:hyperlink>
+      <w:r>
+        <w:rPr>
+          <w:lang w:val="en_US" w:bidi="en_US"/>
+        </w:rPr>
+        <w:t>Dn 4:8</w:t>
+      </w:r>
       <w:r>
         <w:rPr>
           <w:lang w:val="en_US" w:bidi="en_US"/>
         </w:rPr>
         <w:t xml:space="preserve">, </w:t>
       </w:r>
-      <w:hyperlink r:id="rId65">
-        <w:r>
-          <w:rPr>
-            <w:lang w:val="en_US" w:bidi="en_US"/>
-          </w:rPr>
-          <w:rPr>
-            <w:color w:val="0000EE"/>
-            <w:u w:val="single"/>
-          </w:rPr>
-          <w:t>4:17</w:t>
-        </w:r>
-      </w:hyperlink>
+      <w:r>
+        <w:rPr>
+          <w:lang w:val="en_US" w:bidi="en_US"/>
+        </w:rPr>
+        <w:t>4:17</w:t>
+      </w:r>
       <w:r>
         <w:rPr>
           <w:lang w:val="en_US" w:bidi="en_US"/>
@@ -5616,18 +5226,12 @@
         </w:rPr>
         <w:t xml:space="preserve"> </w:t>
       </w:r>
-      <w:hyperlink r:id="rId66">
-        <w:r>
-          <w:rPr>
-            <w:lang w:val="en_US" w:bidi="en_US"/>
-          </w:rPr>
-          <w:rPr>
-            <w:color w:val="0000EE"/>
-            <w:u w:val="single"/>
-          </w:rPr>
-          <w:t>4:19</w:t>
-        </w:r>
-      </w:hyperlink>
+      <w:r>
+        <w:rPr>
+          <w:lang w:val="en_US" w:bidi="en_US"/>
+        </w:rPr>
+        <w:t>4:19</w:t>
+      </w:r>
       <w:r>
         <w:rPr>
           <w:lang w:val="en_US" w:bidi="en_US"/>
@@ -5646,18 +5250,12 @@
         </w:rPr>
         <w:t xml:space="preserve"> </w:t>
       </w:r>
-      <w:hyperlink r:id="rId67">
-        <w:r>
-          <w:rPr>
-            <w:lang w:val="en_US" w:bidi="en_US"/>
-          </w:rPr>
-          <w:rPr>
-            <w:color w:val="0000EE"/>
-            <w:u w:val="single"/>
-          </w:rPr>
-          <w:t>5:20</w:t>
-        </w:r>
-      </w:hyperlink>
+      <w:r>
+        <w:rPr>
+          <w:lang w:val="en_US" w:bidi="en_US"/>
+        </w:rPr>
+        <w:t>5:20</w:t>
+      </w:r>
       <w:r>
         <w:rPr>
           <w:lang w:val="en_US" w:bidi="en_US"/>
@@ -5715,18 +5313,12 @@
         </w:rPr>
         <w:t xml:space="preserve"> </w:t>
       </w:r>
-      <w:hyperlink r:id="rId49">
-        <w:r>
-          <w:rPr>
-            <w:lang w:val="en_US" w:bidi="en_US"/>
-          </w:rPr>
-          <w:rPr>
-            <w:color w:val="0000EE"/>
-            <w:u w:val="single"/>
-          </w:rPr>
-          <w:t>Dn 6:8</w:t>
-        </w:r>
-      </w:hyperlink>
+      <w:r>
+        <w:rPr>
+          <w:lang w:val="en_US" w:bidi="en_US"/>
+        </w:rPr>
+        <w:t>Dn 6:8</w:t>
+      </w:r>
       <w:r>
         <w:rPr>
           <w:lang w:val="en_US" w:bidi="en_US"/>
@@ -5820,18 +5412,12 @@
         </w:rPr>
         <w:t xml:space="preserve">: </w:t>
       </w:r>
-      <w:hyperlink r:id="rId68">
-        <w:r>
-          <w:rPr>
-            <w:lang w:val="en_US" w:bidi="en_US"/>
-          </w:rPr>
-          <w:rPr>
-            <w:color w:val="0000EE"/>
-            <w:u w:val="single"/>
-          </w:rPr>
-          <w:t>Dn 4:27</w:t>
-        </w:r>
-      </w:hyperlink>
+      <w:r>
+        <w:rPr>
+          <w:lang w:val="en_US" w:bidi="en_US"/>
+        </w:rPr>
+        <w:t>Dn 4:27</w:t>
+      </w:r>
       <w:r>
         <w:rPr>
           <w:lang w:val="en_US" w:bidi="en_US"/>
@@ -5913,18 +5499,12 @@
         </w:rPr>
         <w:t xml:space="preserve"> </w:t>
       </w:r>
-      <w:hyperlink r:id="rId69">
-        <w:r>
-          <w:rPr>
-            <w:lang w:val="en_US" w:bidi="en_US"/>
-          </w:rPr>
-          <w:rPr>
-            <w:color w:val="0000EE"/>
-            <w:u w:val="single"/>
-          </w:rPr>
-          <w:t>Dn 2:37</w:t>
-        </w:r>
-      </w:hyperlink>
+      <w:r>
+        <w:rPr>
+          <w:lang w:val="en_US" w:bidi="en_US"/>
+        </w:rPr>
+        <w:t>Dn 2:37</w:t>
+      </w:r>
       <w:r>
         <w:rPr>
           <w:lang w:val="en_US" w:bidi="en_US"/>
@@ -6006,36 +5586,24 @@
         </w:rPr>
         <w:t xml:space="preserve">, of kingdom, </w:t>
       </w:r>
-      <w:hyperlink r:id="rId70">
-        <w:r>
-          <w:rPr>
-            <w:lang w:val="en_US" w:bidi="en_US"/>
-          </w:rPr>
-          <w:rPr>
-            <w:color w:val="0000EE"/>
-            <w:u w:val="single"/>
-          </w:rPr>
-          <w:t>Dn 2:40</w:t>
-        </w:r>
-      </w:hyperlink>
+      <w:r>
+        <w:rPr>
+          <w:lang w:val="en_US" w:bidi="en_US"/>
+        </w:rPr>
+        <w:t>Dn 2:40</w:t>
+      </w:r>
       <w:r>
         <w:rPr>
           <w:lang w:val="en_US" w:bidi="en_US"/>
         </w:rPr>
         <w:t xml:space="preserve"> (like iron), v:</w:t>
       </w:r>
-      <w:hyperlink r:id="rId13">
-        <w:r>
-          <w:rPr>
-            <w:lang w:val="en_US" w:bidi="en_US"/>
-          </w:rPr>
-          <w:rPr>
-            <w:color w:val="0000EE"/>
-            <w:u w:val="single"/>
-          </w:rPr>
-          <w:t>42</w:t>
-        </w:r>
-      </w:hyperlink>
+      <w:r>
+        <w:rPr>
+          <w:lang w:val="en_US" w:bidi="en_US"/>
+        </w:rPr>
+        <w:t>42</w:t>
+      </w:r>
       <w:r>
         <w:rPr>
           <w:lang w:val="en_US" w:bidi="en_US"/>
@@ -6054,18 +5622,12 @@
         </w:rPr>
         <w:t xml:space="preserve"> </w:t>
       </w:r>
-      <w:hyperlink r:id="rId71">
-        <w:r>
-          <w:rPr>
-            <w:lang w:val="en_US" w:bidi="en_US"/>
-          </w:rPr>
-          <w:rPr>
-            <w:color w:val="0000EE"/>
-            <w:u w:val="single"/>
-          </w:rPr>
-          <w:t>7:7</w:t>
-        </w:r>
-      </w:hyperlink>
+      <w:r>
+        <w:rPr>
+          <w:lang w:val="en_US" w:bidi="en_US"/>
+        </w:rPr>
+        <w:t>7:7</w:t>
+      </w:r>
       <w:r>
         <w:rPr>
           <w:lang w:val="en_US" w:bidi="en_US"/>
@@ -6084,36 +5646,24 @@
         </w:rPr>
         <w:t xml:space="preserve">, of kings </w:t>
       </w:r>
-      <w:hyperlink r:id="rId72">
-        <w:r>
-          <w:rPr>
-            <w:lang w:val="en_US" w:bidi="en_US"/>
-          </w:rPr>
-          <w:rPr>
-            <w:color w:val="0000EE"/>
-            <w:u w:val="single"/>
-          </w:rPr>
-          <w:t>Ezr 4:20</w:t>
-        </w:r>
-      </w:hyperlink>
+      <w:r>
+        <w:rPr>
+          <w:lang w:val="en_US" w:bidi="en_US"/>
+        </w:rPr>
+        <w:t>Ezr 4:20</w:t>
+      </w:r>
       <w:r>
         <w:rPr>
           <w:lang w:val="en_US" w:bidi="en_US"/>
         </w:rPr>
         <w:t xml:space="preserve">, God’s wonders </w:t>
       </w:r>
-      <w:hyperlink r:id="rId73">
-        <w:r>
-          <w:rPr>
-            <w:lang w:val="en_US" w:bidi="en_US"/>
-          </w:rPr>
-          <w:rPr>
-            <w:color w:val="0000EE"/>
-            <w:u w:val="single"/>
-          </w:rPr>
-          <w:t>Dn 3:33</w:t>
-        </w:r>
-      </w:hyperlink>
+      <w:r>
+        <w:rPr>
+          <w:lang w:val="en_US" w:bidi="en_US"/>
+        </w:rPr>
+        <w:t>Dn 3:33</w:t>
+      </w:r>
       <w:r>
         <w:rPr>
           <w:lang w:val="en_US" w:bidi="en_US"/>
@@ -6332,18 +5882,12 @@
         </w:rPr>
         <w:t xml:space="preserve"> of furnace </w:t>
       </w:r>
-      <w:hyperlink r:id="rId74">
-        <w:r>
-          <w:rPr>
-            <w:lang w:val="en_US" w:bidi="en_US"/>
-          </w:rPr>
-          <w:rPr>
-            <w:color w:val="0000EE"/>
-            <w:u w:val="single"/>
-          </w:rPr>
-          <w:t>Dn 3:26</w:t>
-        </w:r>
-      </w:hyperlink>
+      <w:r>
+        <w:rPr>
+          <w:lang w:val="en_US" w:bidi="en_US"/>
+        </w:rPr>
+        <w:t>Dn 3:26</w:t>
+      </w:r>
       <w:r>
         <w:rPr>
           <w:lang w:val="en_US" w:bidi="en_US"/>
@@ -6376,36 +5920,24 @@
         </w:rPr>
         <w:t xml:space="preserve"> of king, i.e. palace, court, </w:t>
       </w:r>
-      <w:hyperlink r:id="rId75">
-        <w:r>
-          <w:rPr>
-            <w:lang w:val="en_US" w:bidi="en_US"/>
-          </w:rPr>
-          <w:rPr>
-            <w:color w:val="0000EE"/>
-            <w:u w:val="single"/>
-          </w:rPr>
-          <w:t>Dn 2:29</w:t>
-        </w:r>
-      </w:hyperlink>
+      <w:r>
+        <w:rPr>
+          <w:lang w:val="en_US" w:bidi="en_US"/>
+        </w:rPr>
+        <w:t>Dn 2:29</w:t>
+      </w:r>
       <w:r>
         <w:rPr>
           <w:lang w:val="en_US" w:bidi="en_US"/>
         </w:rPr>
         <w:t xml:space="preserve"> (cf. </w:t>
       </w:r>
-      <w:hyperlink r:id="rId76">
-        <w:r>
-          <w:rPr>
-            <w:lang w:val="en_US" w:bidi="en_US"/>
-          </w:rPr>
-          <w:rPr>
-            <w:color w:val="0000EE"/>
-            <w:u w:val="single"/>
-          </w:rPr>
-          <w:t>Est 2:19</w:t>
-        </w:r>
-      </w:hyperlink>
+      <w:r>
+        <w:rPr>
+          <w:lang w:val="en_US" w:bidi="en_US"/>
+        </w:rPr>
+        <w:t>Est 2:19</w:t>
+      </w:r>
       <w:r>
         <w:rPr>
           <w:lang w:val="en_US" w:bidi="en_US"/>
@@ -6687,18 +6219,12 @@
         </w:rPr>
         <w:t xml:space="preserve"> </w:t>
       </w:r>
-      <w:hyperlink r:id="rId77">
-        <w:r>
-          <w:rPr>
-            <w:lang w:val="en_US" w:bidi="en_US"/>
-          </w:rPr>
-          <w:rPr>
-            <w:color w:val="0000EE"/>
-            <w:u w:val="single"/>
-          </w:rPr>
-          <w:t>Ezr 7:14</w:t>
-        </w:r>
-      </w:hyperlink>
+      <w:r>
+        <w:rPr>
+          <w:lang w:val="en_US" w:bidi="en_US"/>
+        </w:rPr>
+        <w:t>Ezr 7:14</w:t>
+      </w:r>
       <w:r>
         <w:rPr>
           <w:lang w:val="en_US" w:bidi="en_US"/>
@@ -6780,72 +6306,48 @@
         </w:rPr>
         <w:t xml:space="preserve"> perfect. in Syria;—</w:t>
       </w:r>
-      <w:hyperlink r:id="rId78">
-        <w:r>
-          <w:rPr>
-            <w:lang w:val="en_US" w:bidi="en_US"/>
-          </w:rPr>
-          <w:rPr>
-            <w:color w:val="0000EE"/>
-            <w:u w:val="single"/>
-          </w:rPr>
-          <w:t>Ezr 5:3</w:t>
-        </w:r>
-      </w:hyperlink>
+      <w:r>
+        <w:rPr>
+          <w:lang w:val="en_US" w:bidi="en_US"/>
+        </w:rPr>
+        <w:t>Ezr 5:3</w:t>
+      </w:r>
       <w:r>
         <w:rPr>
           <w:lang w:val="en_US" w:bidi="en_US"/>
         </w:rPr>
         <w:t xml:space="preserve">, </w:t>
       </w:r>
-      <w:hyperlink r:id="rId79">
-        <w:r>
-          <w:rPr>
-            <w:lang w:val="en_US" w:bidi="en_US"/>
-          </w:rPr>
-          <w:rPr>
-            <w:color w:val="0000EE"/>
-            <w:u w:val="single"/>
-          </w:rPr>
-          <w:t>5:6</w:t>
-        </w:r>
-      </w:hyperlink>
+      <w:r>
+        <w:rPr>
+          <w:lang w:val="en_US" w:bidi="en_US"/>
+        </w:rPr>
+        <w:t>5:6</w:t>
+      </w:r>
       <w:r>
         <w:rPr>
           <w:lang w:val="en_US" w:bidi="en_US"/>
         </w:rPr>
         <w:t xml:space="preserve">, </w:t>
       </w:r>
-      <w:hyperlink r:id="rId54">
-        <w:r>
-          <w:rPr>
-            <w:lang w:val="en_US" w:bidi="en_US"/>
-          </w:rPr>
-          <w:rPr>
-            <w:color w:val="0000EE"/>
-            <w:u w:val="single"/>
-          </w:rPr>
-          <w:t>6:6</w:t>
-        </w:r>
-      </w:hyperlink>
+      <w:r>
+        <w:rPr>
+          <w:lang w:val="en_US" w:bidi="en_US"/>
+        </w:rPr>
+        <w:t>6:6</w:t>
+      </w:r>
       <w:r>
         <w:rPr>
           <w:lang w:val="en_US" w:bidi="en_US"/>
         </w:rPr>
         <w:t xml:space="preserve">, </w:t>
       </w:r>
-      <w:hyperlink r:id="rId80">
-        <w:r>
-          <w:rPr>
-            <w:lang w:val="en_US" w:bidi="en_US"/>
-          </w:rPr>
-          <w:rPr>
-            <w:color w:val="0000EE"/>
-            <w:u w:val="single"/>
-          </w:rPr>
-          <w:t>6:13</w:t>
-        </w:r>
-      </w:hyperlink>
+      <w:r>
+        <w:rPr>
+          <w:lang w:val="en_US" w:bidi="en_US"/>
+        </w:rPr>
+        <w:t>6:13</w:t>
+      </w:r>
       <w:r>
         <w:rPr>
           <w:lang w:val="en_US" w:bidi="en_US"/>
